--- a/03-build/revisie/C4_U1_revisie.docx
+++ b/03-build/revisie/C4_U1_revisie.docx
@@ -61,7 +61,7 @@
           <w:i/>
           <w:color w:val="555555"/>
         </w:rPr>
-        <w:t xml:space="preserve">Je allereerste Spaans: groeten, jezelf voorstellen en afscheid nemen. Tus primeras palabras en español — todo lo que oyes, lo puedes usar enseguida.</w:t>
+        <w:t xml:space="preserve">Tus primeras palabras en español: saludar, presentarte y despedirte. Je allereerste Spaans: groeten, jezelf voorstellen en afscheid nemen — alles wat je hoort, gebruik je meteen.</w:t>
       </w:r>
     </w:p>
     <w:p>
@@ -307,35 +307,56 @@
     <w:p>
       <w:pPr>
         <w:spacing w:before="0" w:after="60"/>
+      </w:pPr>
+      <w:r>
+        <w:t xml:space="preserve">¡Vamos! Empieza el viaje.</w:t>
+      </w:r>
+    </w:p>
+    <w:p>
+      <w:pPr>
+        <w:spacing w:before="0" w:after="60"/>
+      </w:pPr>
+      <w:r>
+        <w:t xml:space="preserve">En esta lección de supervivencia aprendes el español que necesitas enseguida: escucha, repite y pruébalo tú. </w:t>
+      </w:r>
+      <w:r>
+        <w:rPr>
+          <w:i/>
+          <w:color w:val="6B6B6B"/>
+        </w:rPr>
+        <w:t xml:space="preserve">In deze «survival»-les leer je de taal die je meteen nodig hebt: luisteren, nazeggen, zelf proberen.</w:t>
+      </w:r>
+    </w:p>
+    <w:p>
+      <w:pPr>
+        <w:spacing w:before="0" w:after="60"/>
+      </w:pPr>
+      <w:r>
+        <w:t xml:space="preserve">La gente de la ruta</w:t>
+      </w:r>
+    </w:p>
+    <w:p>
+      <w:pPr>
+        <w:spacing w:before="0" w:after="60"/>
+      </w:pPr>
+      <w:r>
+        <w:t xml:space="preserve">Viajas con cuatro jóvenes del mundo hispano. Los conoces por el camino. </w:t>
+      </w:r>
+      <w:r>
+        <w:rPr>
+          <w:i/>
+          <w:color w:val="6B6B6B"/>
+        </w:rPr>
+        <w:t xml:space="preserve">Je reist mee met vier jongeren uit de Spaanstalige wereld; onderweg leer je hen kennen.</w:t>
+      </w:r>
+    </w:p>
+    <w:p>
+      <w:pPr>
+        <w:spacing w:before="0" w:after="60"/>
         <w:ind w:left="140"/>
       </w:pPr>
       <w:r>
-        <w:t xml:space="preserve">¡Vamos! We beginnen te reizen. · In deze «survival»-les leer je de taal die je meteen nodig hebt. Luister, spreek na, en probeer het zelf.</w:t>
-      </w:r>
-    </w:p>
-    <w:p>
-      <w:pPr>
-        <w:spacing w:before="0" w:after="60"/>
-      </w:pPr>
-      <w:r>
-        <w:t xml:space="preserve">La gente de la ruta · je reisgenoten</w:t>
-      </w:r>
-    </w:p>
-    <w:p>
-      <w:pPr>
-        <w:spacing w:before="0" w:after="60"/>
-      </w:pPr>
-      <w:r>
-        <w:t xml:space="preserve">Je reist mee met vier jongeren uit de Spaanstalige wereld. Onderweg leer je hen kennen.</w:t>
-      </w:r>
-    </w:p>
-    <w:p>
-      <w:pPr>
-        <w:spacing w:before="0" w:after="60"/>
-        <w:ind w:left="140"/>
-      </w:pPr>
-      <w:r>
-        <w:t xml:space="preserve">🇪🇸 Lucía Sevilla · familie · 🇲🇽 Diego CDMX · eten &amp; markt · 🇨🇴 Valen Cartagena · wonen · 🇵🇪 Nina Cusco · reizen · Tú jij, de reiziger</w:t>
+        <w:t xml:space="preserve">(España) Lucía Sevilla · la familia · (México) Diego Ciudad de México · la comida · (Colombia) Valen Cartagena · la casa · (Perú) Nina Cusco · los viajes · Tú el viajero · jij</w:t>
       </w:r>
     </w:p>
     <w:p>
@@ -349,10 +370,7 @@
         <w:t xml:space="preserve">¿Qué reconoces ya?</w:t>
       </w:r>
       <w:r>
-        <w:t xml:space="preserve"> Je begrijpt nu al véél Spaans — deze woorden lijken op het Nederlands of Engels (</w:t>
-      </w:r>
-      <w:r>
-        <w:t xml:space="preserve"> </w:t>
+        <w:t xml:space="preserve"> Ya entiendes mucho español: estas palabras se parecen al neerlandés o al inglés (</w:t>
       </w:r>
       <w:r>
         <w:rPr>
@@ -361,7 +379,14 @@
         <w:t xml:space="preserve">palabras transparentes</w:t>
       </w:r>
       <w:r>
-        <w:t xml:space="preserve">):</w:t>
+        <w:t xml:space="preserve">). </w:t>
+      </w:r>
+      <w:r>
+        <w:rPr>
+          <w:i/>
+          <w:color w:val="6B6B6B"/>
+        </w:rPr>
+        <w:t xml:space="preserve">Je begrijpt nu al véél Spaans — deze woorden lijken op het Nederlands of Engels.</w:t>
       </w:r>
     </w:p>
     <w:p>
@@ -443,16 +468,20 @@
         <w:spacing w:before="0" w:after="60"/>
       </w:pPr>
       <w:r>
-        <w:t xml:space="preserve">Tip: durf te </w:t>
-      </w:r>
-      <w:r>
-        <w:rPr>
-          <w:b/>
-        </w:rPr>
-        <w:t xml:space="preserve">gissen</w:t>
-      </w:r>
-      <w:r>
-        <w:t xml:space="preserve"> — Spaans lijkt vaker op wat je al kent dan je denkt.</w:t>
+        <w:rPr>
+          <w:b/>
+        </w:rPr>
+        <w:t xml:space="preserve">Consejo:</w:t>
+      </w:r>
+      <w:r>
+        <w:t xml:space="preserve"> atrévete a adivinar — el español se parece más de lo que crees. </w:t>
+      </w:r>
+      <w:r>
+        <w:rPr>
+          <w:i/>
+          <w:color w:val="6B6B6B"/>
+        </w:rPr>
+        <w:t xml:space="preserve">Durf te gissen: Spaans lijkt vaker op wat je al kent dan je denkt.</w:t>
       </w:r>
     </w:p>
     <w:p>
@@ -462,7 +491,7 @@
         <w:spacing w:before="320" w:after="120"/>
       </w:pPr>
       <w:r>
-        <w:t xml:space="preserve">§1 · ¡Escucha! — Bekijk de scène en lees mee</w:t>
+        <w:t xml:space="preserve">§1 · ¡Escucha! — Mira la escena y lee a la vez bekijk de scène en lees mee</w:t>
       </w:r>
     </w:p>
     <w:p>
@@ -476,25 +505,90 @@
         <w:t xml:space="preserve">Sitcom · Episodio 1.</w:t>
       </w:r>
       <w:r>
-        <w:t xml:space="preserve"> Scan de code en bekijk de aflevering op de digitale pagina. Luister eerst zónder te lezen; daarna lees je mee. De </w:t>
-      </w:r>
-      <w:r>
-        <w:rPr>
-          <w:b/>
-        </w:rPr>
-        <w:t xml:space="preserve">vetgedrukte</w:t>
-      </w:r>
-      <w:r>
-        <w:t xml:space="preserve"> woorden zijn chunks om mee te nemen.</w:t>
-      </w:r>
-    </w:p>
-    <w:p>
-      <w:pPr>
-        <w:spacing w:before="0" w:after="60"/>
-        <w:ind w:left="140"/>
-      </w:pPr>
-      <w:r>
-        <w:t xml:space="preserve">Antes de escuchar · vóór je luistert. · Kijk naar de scène (zónder geluid). Wat denk je? · (gis gerust) · ¿Dónde están? ____________________ ¿Cuántas personas hablan? ________</w:t>
+        <w:t xml:space="preserve"> Escanea el código y mira el episodio en la página digital. Escucha primero </w:t>
+      </w:r>
+      <w:r>
+        <w:rPr>
+          <w:b/>
+        </w:rPr>
+        <w:t xml:space="preserve">sin leer</w:t>
+      </w:r>
+      <w:r>
+        <w:t xml:space="preserve">; después lee a la vez. Las palabras en </w:t>
+      </w:r>
+      <w:r>
+        <w:rPr>
+          <w:b/>
+        </w:rPr>
+        <w:t xml:space="preserve">negrita</w:t>
+      </w:r>
+      <w:r>
+        <w:t xml:space="preserve"> son chunks para llevarte. </w:t>
+      </w:r>
+      <w:r>
+        <w:rPr>
+          <w:i/>
+          <w:color w:val="6B6B6B"/>
+        </w:rPr>
+        <w:t xml:space="preserve">Eerst zónder te lezen, daarna lees je mee.</w:t>
+      </w:r>
+    </w:p>
+    <w:p>
+      <w:pPr>
+        <w:spacing w:before="0" w:after="60"/>
+      </w:pPr>
+      <w:r>
+        <w:rPr>
+          <w:b/>
+        </w:rPr>
+        <w:t xml:space="preserve">Antes de escuchar.</w:t>
+      </w:r>
+      <w:r>
+        <w:t xml:space="preserve"> Mira la escena </w:t>
+      </w:r>
+      <w:r>
+        <w:rPr>
+          <w:b/>
+        </w:rPr>
+        <w:t xml:space="preserve">sin sonido</w:t>
+      </w:r>
+      <w:r>
+        <w:t xml:space="preserve">. ¿Qué piensas? Adivina. </w:t>
+      </w:r>
+      <w:r>
+        <w:rPr>
+          <w:i/>
+          <w:color w:val="6B6B6B"/>
+        </w:rPr>
+        <w:t xml:space="preserve">Bekijk eerst zónder geluid — gis gerust.</w:t>
+      </w:r>
+    </w:p>
+    <w:p>
+      <w:pPr>
+        <w:spacing w:before="0" w:after="20"/>
+      </w:pPr>
+      <w:r>
+        <w:t xml:space="preserve">¿Dónde están? </w:t>
+      </w:r>
+      <w:r>
+        <w:rPr>
+          <w:color w:val="808080"/>
+        </w:rPr>
+        <w:t xml:space="preserve">____________________</w:t>
+      </w:r>
+    </w:p>
+    <w:p>
+      <w:pPr>
+        <w:spacing w:before="0" w:after="60"/>
+      </w:pPr>
+      <w:r>
+        <w:t xml:space="preserve">¿Cuántas personas hablan? </w:t>
+      </w:r>
+      <w:r>
+        <w:rPr>
+          <w:color w:val="808080"/>
+        </w:rPr>
+        <w:t xml:space="preserve">________</w:t>
       </w:r>
     </w:p>
     <w:p>
@@ -989,53 +1083,91 @@
         <w:rPr>
           <w:b/>
         </w:rPr>
-        <w:t xml:space="preserve">encantado</w:t>
-      </w:r>
-      <w:r>
-        <w:t xml:space="preserve"> (jongen) / </w:t>
-      </w:r>
-      <w:r>
-        <w:rPr>
-          <w:b/>
-        </w:rPr>
-        <w:t xml:space="preserve">encantada</w:t>
-      </w:r>
-      <w:r>
-        <w:t xml:space="preserve"> (meisje). Zeg </w:t>
+        <w:t xml:space="preserve">Encantado</w:t>
+      </w:r>
+      <w:r>
+        <w:t xml:space="preserve"> (un chico) / </w:t>
+      </w:r>
+      <w:r>
+        <w:rPr>
+          <w:b/>
+        </w:rPr>
+        <w:t xml:space="preserve">Encantada</w:t>
+      </w:r>
+      <w:r>
+        <w:t xml:space="preserve"> (una chica). Para decir tu nombre tienes </w:t>
+      </w:r>
+      <w:r>
+        <w:rPr>
+          <w:b/>
+        </w:rPr>
+        <w:t xml:space="preserve">tres</w:t>
+      </w:r>
+      <w:r>
+        <w:t xml:space="preserve"> formas: </w:t>
       </w:r>
       <w:r>
         <w:rPr>
           <w:i/>
         </w:rPr>
-        <w:t xml:space="preserve">me llamo…</w:t>
-      </w:r>
-      <w:r>
-        <w:t xml:space="preserve">, niet «yo soy me llamo».</w:t>
-      </w:r>
-    </w:p>
-    <w:p>
-      <w:pPr>
-        <w:spacing w:before="0" w:after="60"/>
-      </w:pPr>
-      <w:r>
-        <w:t xml:space="preserve">Después de escuchar · ¿Verdadero o falso?</w:t>
-      </w:r>
-    </w:p>
-    <w:p>
-      <w:pPr>
-        <w:spacing w:before="0" w:after="60"/>
-      </w:pPr>
-      <w:r>
-        <w:t xml:space="preserve">Kruis aan. Verbeter de </w:t>
-      </w:r>
-      <w:r>
-        <w:rPr>
-          <w:b/>
-        </w:rPr>
-        <w:t xml:space="preserve">falsas</w:t>
-      </w:r>
-      <w:r>
-        <w:t xml:space="preserve"> op de lijn.</w:t>
+        <w:t xml:space="preserve">Me llamo</w:t>
+      </w:r>
+      <w:r>
+        <w:t xml:space="preserve"> Ana · </w:t>
+      </w:r>
+      <w:r>
+        <w:rPr>
+          <w:i/>
+        </w:rPr>
+        <w:t xml:space="preserve">Yo soy</w:t>
+      </w:r>
+      <w:r>
+        <w:t xml:space="preserve"> Ana · </w:t>
+      </w:r>
+      <w:r>
+        <w:rPr>
+          <w:i/>
+        </w:rPr>
+        <w:t xml:space="preserve">Mi nombre es</w:t>
+      </w:r>
+      <w:r>
+        <w:t xml:space="preserve"> Ana. </w:t>
+      </w:r>
+      <w:r>
+        <w:rPr>
+          <w:i/>
+          <w:color w:val="6B6B6B"/>
+        </w:rPr>
+        <w:t xml:space="preserve">Jongen ↔ meisje; je naam zeggen kan op drie manieren.</w:t>
+      </w:r>
+    </w:p>
+    <w:p>
+      <w:pPr>
+        <w:spacing w:before="0" w:after="60"/>
+      </w:pPr>
+      <w:r>
+        <w:t xml:space="preserve">Después de escuchar · ¿verdadero o falso?</w:t>
+      </w:r>
+    </w:p>
+    <w:p>
+      <w:pPr>
+        <w:spacing w:before="0" w:after="60"/>
+      </w:pPr>
+      <w:r>
+        <w:rPr>
+          <w:b/>
+        </w:rPr>
+        <w:t xml:space="preserve">Marca V o F. Corrige las frases falsas en la línea.</w:t>
+      </w:r>
+      <w:r>
+        <w:t xml:space="preserve"> </w:t>
+      </w:r>
+      <w:r>
+        <w:rPr>
+          <w:i/>
+          <w:color w:val="6B6B6B"/>
+        </w:rPr>
+        <w:t xml:space="preserve">Kruis aan; verbeter de valse op de lijn.</w:t>
       </w:r>
     </w:p>
     <w:tbl>
@@ -1245,7 +1377,7 @@
         <w:spacing w:before="320" w:after="120"/>
       </w:pPr>
       <w:r>
-        <w:t xml:space="preserve">Lee y escucha · comprensión — Lezen &amp; luisteren</w:t>
+        <w:t xml:space="preserve">Lee y escucha · comprensión — Leer, escuchar y entender lezen en luisteren</w:t>
       </w:r>
     </w:p>
     <w:p>
@@ -1261,6 +1393,13 @@
         <w:spacing w:before="0" w:after="60"/>
       </w:pPr>
       <w:r>
+        <w:t xml:space="preserve">Sofía y Mateo se escriben por primera vez para conocerse. </w:t>
+      </w:r>
+      <w:r>
+        <w:rPr>
+          <w:i/>
+          <w:color w:val="6B6B6B"/>
+        </w:rPr>
         <w:t xml:space="preserve">Sofía en Mateo sturen elkaar voor het eerst een WhatsApp-berichtje om kennis te maken.</w:t>
       </w:r>
     </w:p>
@@ -1392,10 +1531,17 @@
         <w:rPr>
           <w:b/>
         </w:rPr>
-        <w:t xml:space="preserve">Globaal</w:t>
-      </w:r>
-      <w:r>
-        <w:t xml:space="preserve"> — kruis aan:</w:t>
+        <w:t xml:space="preserve">Comprensión global · marca la respuesta correcta.</w:t>
+      </w:r>
+      <w:r>
+        <w:t xml:space="preserve"> </w:t>
+      </w:r>
+      <w:r>
+        <w:rPr>
+          <w:i/>
+          <w:color w:val="6B6B6B"/>
+        </w:rPr>
+        <w:t xml:space="preserve">kruis het juiste antwoord aan</w:t>
       </w:r>
     </w:p>
     <w:p>
@@ -1428,10 +1574,17 @@
         <w:rPr>
           <w:b/>
         </w:rPr>
-        <w:t xml:space="preserve">Detail</w:t>
-      </w:r>
-      <w:r>
-        <w:t xml:space="preserve"> — ¿V of F? Verbeter de valse op de lijn:</w:t>
+        <w:t xml:space="preserve">En detalle · ¿verdadero o falso? Corrige las frases falsas en la línea.</w:t>
+      </w:r>
+      <w:r>
+        <w:t xml:space="preserve"> </w:t>
+      </w:r>
+      <w:r>
+        <w:rPr>
+          <w:i/>
+          <w:color w:val="6B6B6B"/>
+        </w:rPr>
+        <w:t xml:space="preserve">verbeter de valse</w:t>
       </w:r>
     </w:p>
     <w:tbl>
@@ -1637,10 +1790,26 @@
     <w:p>
       <w:pPr>
         <w:spacing w:before="0" w:after="60"/>
-        <w:ind w:left="140"/>
-      </w:pPr>
-      <w:r>
-        <w:t xml:space="preserve">¿Y tú? · ¿Y tú? Preséntate: ¿cómo te llamas y de dónde eres? · __________________________________</w:t>
+      </w:pPr>
+      <w:r>
+        <w:rPr>
+          <w:b/>
+        </w:rPr>
+        <w:t xml:space="preserve">Escribe tú.</w:t>
+      </w:r>
+      <w:r>
+        <w:t xml:space="preserve"> ¿Y tú? Preséntate: ¿cómo te llamas y de dónde eres?</w:t>
+      </w:r>
+    </w:p>
+    <w:p>
+      <w:pPr>
+        <w:spacing w:before="0" w:after="60"/>
+      </w:pPr>
+      <w:r>
+        <w:rPr>
+          <w:color w:val="808080"/>
+        </w:rPr>
+        <w:t xml:space="preserve">__________________________________</w:t>
       </w:r>
     </w:p>
     <w:p>
@@ -1685,24 +1854,38 @@
         <w:rPr>
           <w:b/>
         </w:rPr>
+        <w:t xml:space="preserve">Completa la ficha: ¿cómo se llama cada persona y cómo está?</w:t>
+      </w:r>
+      <w:r>
+        <w:t xml:space="preserve"> Escanea el código, escucha el audio en la página digital (▶ / 🐢 lento) y contesta las preguntas. </w:t>
+      </w:r>
+      <w:r>
+        <w:rPr>
+          <w:i/>
+          <w:color w:val="6B6B6B"/>
+        </w:rPr>
         <w:t xml:space="preserve">Vul de ficha in: hoe heet elke persoon en hoe voelt die zich?</w:t>
       </w:r>
-      <w:r>
-        <w:t xml:space="preserve"> Scan de code, beluister het fragment online (▶ / 🐢 lento) en beantwoord dan de vragen.</w:t>
-      </w:r>
-    </w:p>
-    <w:p>
-      <w:pPr>
-        <w:spacing w:before="0" w:after="60"/>
-      </w:pPr>
-      <w:r>
-        <w:rPr>
-          <w:b/>
-        </w:rPr>
-        <w:t xml:space="preserve">Preguntas</w:t>
-      </w:r>
-      <w:r>
-        <w:t xml:space="preserve"> — kruis aan wat je hoort:</w:t>
+    </w:p>
+    <w:p>
+      <w:pPr>
+        <w:spacing w:before="0" w:after="60"/>
+      </w:pPr>
+      <w:r>
+        <w:rPr>
+          <w:b/>
+        </w:rPr>
+        <w:t xml:space="preserve">Preguntas · marca lo que oyes.</w:t>
+      </w:r>
+      <w:r>
+        <w:t xml:space="preserve"> </w:t>
+      </w:r>
+      <w:r>
+        <w:rPr>
+          <w:i/>
+          <w:color w:val="6B6B6B"/>
+        </w:rPr>
+        <w:t xml:space="preserve">kruis aan wat je hoort</w:t>
       </w:r>
     </w:p>
     <w:p>
@@ -1756,24 +1939,31 @@
         <w:spacing w:before="320" w:after="120"/>
       </w:pPr>
       <w:r>
-        <w:t xml:space="preserve">Suena bien · pronunciación — De 5 klinkers &amp; de klemtoon</w:t>
-      </w:r>
-    </w:p>
-    <w:p>
-      <w:pPr>
-        <w:spacing w:before="0" w:after="60"/>
-      </w:pPr>
-      <w:r>
-        <w:t xml:space="preserve">Spaanse klinkers zijn </w:t>
-      </w:r>
-      <w:r>
-        <w:rPr>
-          <w:b/>
-        </w:rPr>
-        <w:t xml:space="preserve">kort en zuiver</w:t>
-      </w:r>
-      <w:r>
-        <w:t xml:space="preserve"> — altijd dezelfde klank. Oefen ze online (QR §1): luister en spreek na.</w:t>
+        <w:t xml:space="preserve">Suena bien · pronunciación — Las cinco vocales y la sílaba tónica</w:t>
+      </w:r>
+    </w:p>
+    <w:p>
+      <w:pPr>
+        <w:spacing w:before="0" w:after="60"/>
+      </w:pPr>
+      <w:r>
+        <w:t xml:space="preserve">Las vocales españolas son </w:t>
+      </w:r>
+      <w:r>
+        <w:rPr>
+          <w:b/>
+        </w:rPr>
+        <w:t xml:space="preserve">cortas y puras</w:t>
+      </w:r>
+      <w:r>
+        <w:t xml:space="preserve">: siempre suenan igual. Practícalas en la página digital: escucha y repite. </w:t>
+      </w:r>
+      <w:r>
+        <w:rPr>
+          <w:i/>
+          <w:color w:val="6B6B6B"/>
+        </w:rPr>
+        <w:t xml:space="preserve">Kort en zuiver, altijd dezelfde klank. Oefen online: luister en zeg na.</w:t>
       </w:r>
     </w:p>
     <w:p>
@@ -1800,7 +1990,32 @@
         <w:t xml:space="preserve">¡Ojo!</w:t>
       </w:r>
       <w:r>
-        <w:t xml:space="preserve"> e blijft /e/ en o blijft /o/ — géén Nederlandse «ei/ou»-glijder (denk: a·e·i·o·oe).</w:t>
+        <w:t xml:space="preserve"> La </w:t>
+      </w:r>
+      <w:r>
+        <w:rPr>
+          <w:b/>
+        </w:rPr>
+        <w:t xml:space="preserve">e</w:t>
+      </w:r>
+      <w:r>
+        <w:t xml:space="preserve"> es siempre /e/ y la </w:t>
+      </w:r>
+      <w:r>
+        <w:rPr>
+          <w:b/>
+        </w:rPr>
+        <w:t xml:space="preserve">o</w:t>
+      </w:r>
+      <w:r>
+        <w:t xml:space="preserve"> siempre /o/: en español no hay diptongo. </w:t>
+      </w:r>
+      <w:r>
+        <w:rPr>
+          <w:i/>
+          <w:color w:val="6B6B6B"/>
+        </w:rPr>
+        <w:t xml:space="preserve">Géén «ei/ou»-glijder: a·e·i·o·oe.</w:t>
       </w:r>
     </w:p>
     <w:p>
@@ -1814,7 +2029,17 @@
         <w:t xml:space="preserve">La sílaba tónica</w:t>
       </w:r>
       <w:r>
-        <w:t xml:space="preserve"> — waar ligt de klemtoon? Onderstreep/hoor: </w:t>
+        <w:t xml:space="preserve"> — ¿dónde está el acento? Escucha y subraya </w:t>
+      </w:r>
+      <w:r>
+        <w:rPr>
+          <w:i/>
+          <w:color w:val="6B6B6B"/>
+        </w:rPr>
+        <w:t xml:space="preserve">(waar ligt de klemtoon?)</w:t>
+      </w:r>
+      <w:r>
+        <w:t xml:space="preserve">: </w:t>
       </w:r>
       <w:r>
         <w:t xml:space="preserve">HO</w:t>
@@ -1852,7 +2077,7 @@
         <w:spacing w:before="0" w:after="60"/>
       </w:pPr>
       <w:r>
-        <w:t xml:space="preserve">§2 · Kit de supervivencia</w:t>
+        <w:t xml:space="preserve">§2 · Frases de supervivencia</w:t>
       </w:r>
     </w:p>
     <w:p>
@@ -1862,24 +2087,46 @@
         <w:spacing w:before="0" w:after="60"/>
       </w:pPr>
       <w:r>
-        <w:t xml:space="preserve">De taal die je écht nodig hebt</w:t>
-      </w:r>
-    </w:p>
-    <w:p>
-      <w:pPr>
-        <w:spacing w:before="0" w:after="60"/>
-      </w:pPr>
-      <w:r>
-        <w:t xml:space="preserve">Vink ☐ af telkens je een uitdrukking vlot kunt </w:t>
-      </w:r>
-      <w:r>
-        <w:rPr>
-          <w:b/>
-        </w:rPr>
-        <w:t xml:space="preserve">naspreken</w:t>
-      </w:r>
-      <w:r>
-        <w:t xml:space="preserve">. Oefen ze online met audio.</w:t>
+        <w:t xml:space="preserve">El español que necesitas hoy</w:t>
+      </w:r>
+    </w:p>
+    <w:p>
+      <w:pPr>
+        <w:spacing w:before="0" w:after="60"/>
+      </w:pPr>
+      <w:r>
+        <w:t xml:space="preserve">Marca ☐ cuando puedas </w:t>
+      </w:r>
+      <w:r>
+        <w:rPr>
+          <w:b/>
+        </w:rPr>
+        <w:t xml:space="preserve">repetir</w:t>
+      </w:r>
+      <w:r>
+        <w:t xml:space="preserve"> la expresión con soltura. Practícalas con audio en la página digital. </w:t>
+      </w:r>
+      <w:r>
+        <w:rPr>
+          <w:i/>
+          <w:color w:val="6B6B6B"/>
+        </w:rPr>
+        <w:t xml:space="preserve">Vink af zodra je ze vlot kunt </w:t>
+      </w:r>
+      <w:r>
+        <w:rPr>
+          <w:b/>
+          <w:i/>
+          <w:color w:val="6B6B6B"/>
+        </w:rPr>
+        <w:t xml:space="preserve">nazeggen</w:t>
+      </w:r>
+      <w:r>
+        <w:rPr>
+          <w:i/>
+          <w:color w:val="6B6B6B"/>
+        </w:rPr>
+        <w:t xml:space="preserve">.</w:t>
       </w:r>
     </w:p>
     <w:p>
@@ -1959,7 +2206,7 @@
               <w:rPr>
                 <w:b/>
               </w:rPr>
-              <w:t xml:space="preserve">na</w:t>
+              <w:t xml:space="preserve">repite</w:t>
             </w:r>
           </w:p>
         </w:tc>
@@ -2341,7 +2588,7 @@
               <w:rPr>
                 <w:b/>
               </w:rPr>
-              <w:t xml:space="preserve">na</w:t>
+              <w:t xml:space="preserve">repite</w:t>
             </w:r>
           </w:p>
         </w:tc>
@@ -2681,7 +2928,7 @@
               <w:rPr>
                 <w:b/>
               </w:rPr>
-              <w:t xml:space="preserve">na</w:t>
+              <w:t xml:space="preserve">repite</w:t>
             </w:r>
           </w:p>
         </w:tc>
@@ -2895,7 +3142,7 @@
               <w:rPr>
                 <w:b/>
               </w:rPr>
-              <w:t xml:space="preserve">na</w:t>
+              <w:t xml:space="preserve">repite</w:t>
             </w:r>
           </w:p>
         </w:tc>
@@ -3277,7 +3524,7 @@
               <w:rPr>
                 <w:b/>
               </w:rPr>
-              <w:t xml:space="preserve">na</w:t>
+              <w:t xml:space="preserve">repite</w:t>
             </w:r>
           </w:p>
         </w:tc>
@@ -3505,7 +3752,7 @@
         <w:spacing w:before="320" w:after="120"/>
       </w:pPr>
       <w:r>
-        <w:t xml:space="preserve">§4 · Gramática en la práctica — Kort en functioneel</w:t>
+        <w:t xml:space="preserve">§4 · Gramática en la práctica — Corta y funcional alleen wat je vandaag nodig hebt</w:t>
       </w:r>
     </w:p>
     <w:p>
@@ -3520,13 +3767,10 @@
         <w:rPr>
           <w:b/>
         </w:rPr>
-        <w:t xml:space="preserve">Fíjate · kijk terug naar de scène.</w:t>
-      </w:r>
-      <w:r>
-        <w:t xml:space="preserve"> Je hoorde het al: «</w:t>
-      </w:r>
-      <w:r>
-        <w:t xml:space="preserve"> </w:t>
+        <w:t xml:space="preserve">Fíjate · vuelve a la escena.</w:t>
+      </w:r>
+      <w:r>
+        <w:t xml:space="preserve"> Ya lo has oído: «</w:t>
       </w:r>
       <w:r>
         <w:rPr>
@@ -3538,9 +3782,6 @@
         <w:t xml:space="preserve"> Julio.» · «</w:t>
       </w:r>
       <w:r>
-        <w:t xml:space="preserve"> </w:t>
-      </w:r>
-      <w:r>
         <w:rPr>
           <w:b/>
         </w:rPr>
@@ -3565,13 +3806,23 @@
         <w:t xml:space="preserve">a</w:t>
       </w:r>
       <w:r>
-        <w:t xml:space="preserve">.» Ontdek zelf het patroon in de kaders hieronder — </w:t>
+        <w:t xml:space="preserve">.» Descubre tú el patrón en los cuadros de abajo: </w:t>
       </w:r>
       <w:r>
         <w:rPr>
           <w:i/>
         </w:rPr>
-        <w:t xml:space="preserve">eerst betekenis, dan de regel.</w:t>
+        <w:t xml:space="preserve">primero el significado, después la regla</w:t>
+      </w:r>
+      <w:r>
+        <w:t xml:space="preserve">. </w:t>
+      </w:r>
+      <w:r>
+        <w:rPr>
+          <w:i/>
+          <w:color w:val="6B6B6B"/>
+        </w:rPr>
+        <w:t xml:space="preserve">Eerst betekenis, dan de regel.</w:t>
       </w:r>
     </w:p>
     <w:p>
@@ -4020,7 +4271,7 @@
         <w:spacing w:before="0" w:after="60"/>
       </w:pPr>
       <w:r>
-        <w:t xml:space="preserve">-o / -a · man of vrouw</w:t>
+        <w:t xml:space="preserve">-o / -a · un chico o una chica</w:t>
       </w:r>
     </w:p>
     <w:p>
@@ -4037,24 +4288,225 @@
         <w:spacing w:before="0" w:after="60"/>
       </w:pPr>
       <w:r>
-        <w:t xml:space="preserve">Kies de vorm die past bij </w:t>
-      </w:r>
-      <w:r>
-        <w:rPr>
-          <w:b/>
-        </w:rPr>
-        <w:t xml:space="preserve">jou</w:t>
-      </w:r>
-      <w:r>
+        <w:t xml:space="preserve">Elige la forma que va contigo. </w:t>
+      </w:r>
+      <w:r>
+        <w:rPr>
+          <w:i/>
+          <w:color w:val="6B6B6B"/>
+        </w:rPr>
+        <w:t xml:space="preserve">Kies de vorm die bij jou past.</w:t>
+      </w:r>
+    </w:p>
+    <w:p>
+      <w:pPr>
+        <w:spacing w:before="0" w:after="60"/>
+      </w:pPr>
+      <w:r>
+        <w:t xml:space="preserve">tú ↔ usted</w:t>
+      </w:r>
+    </w:p>
+    <w:p>
+      <w:pPr>
+        <w:spacing w:before="0" w:after="20"/>
+      </w:pPr>
+      <w:r>
+        <w:t xml:space="preserve">Con amigos y compañeros: </w:t>
+      </w:r>
+      <w:r>
+        <w:rPr>
+          <w:b/>
+        </w:rPr>
+        <w:t xml:space="preserve">tú</w:t>
+      </w:r>
+      <w:r>
+        <w:t xml:space="preserve"> — </w:t>
+      </w:r>
+      <w:r>
+        <w:t xml:space="preserve">¿Cómo estás? · ¿Cómo te llamas?</w:t>
+      </w:r>
+    </w:p>
+    <w:p>
+      <w:pPr>
+        <w:spacing w:before="0" w:after="20"/>
+      </w:pPr>
+      <w:r>
+        <w:t xml:space="preserve">Con una persona adulta que no conoces: </w:t>
+      </w:r>
+      <w:r>
+        <w:rPr>
+          <w:b/>
+        </w:rPr>
+        <w:t xml:space="preserve">usted</w:t>
+      </w:r>
+      <w:r>
+        <w:t xml:space="preserve"> — </w:t>
+      </w:r>
+      <w:r>
+        <w:t xml:space="preserve">¿Cómo está usted? · ¿Cómo se llama?</w:t>
+      </w:r>
+    </w:p>
+    <w:p>
+      <w:pPr>
+        <w:spacing w:before="0" w:after="60"/>
+      </w:pPr>
+      <w:r>
+        <w:rPr>
+          <w:i/>
+          <w:color w:val="6B6B6B"/>
+        </w:rPr>
+        <w:t xml:space="preserve">tú = vrienden · usted = beleefd.</w:t>
+      </w:r>
+    </w:p>
+    <w:p>
+      <w:pPr>
+        <w:spacing w:before="0" w:after="60"/>
+      </w:pPr>
+      <w:r>
+        <w:rPr>
+          <w:b/>
+        </w:rPr>
+        <w:t xml:space="preserve">Mini-ejercicio 1 · Completa con </w:t>
+      </w:r>
+      <w:r>
+        <w:rPr>
+          <w:b/>
+          <w:i/>
+        </w:rPr>
+        <w:t xml:space="preserve">ser</w:t>
+      </w:r>
+      <w:r>
+        <w:rPr>
+          <w:b/>
+        </w:rPr>
+        <w:t xml:space="preserve"> o </w:t>
+      </w:r>
+      <w:r>
+        <w:rPr>
+          <w:b/>
+          <w:i/>
+        </w:rPr>
+        <w:t xml:space="preserve">llamarse</w:t>
+      </w:r>
+      <w:r>
+        <w:rPr>
+          <w:b/>
+        </w:rPr>
         <w:t xml:space="preserve">.</w:t>
       </w:r>
-    </w:p>
-    <w:p>
-      <w:pPr>
-        <w:spacing w:before="0" w:after="60"/>
-      </w:pPr>
-      <w:r>
-        <w:t xml:space="preserve">tú ↔ usted</w:t>
+      <w:r>
+        <w:t xml:space="preserve"> </w:t>
+      </w:r>
+      <w:r>
+        <w:rPr>
+          <w:i/>
+          <w:color w:val="6B6B6B"/>
+        </w:rPr>
+        <w:t xml:space="preserve">Vul aan met de juiste vorm van ser of llamarse.</w:t>
+      </w:r>
+    </w:p>
+    <w:p>
+      <w:pPr>
+        <w:spacing w:before="0" w:after="60"/>
+      </w:pPr>
+      <w:r>
+        <w:t xml:space="preserve">1. Yo </w:t>
+      </w:r>
+      <w:r>
+        <w:rPr>
+          <w:color w:val="808080"/>
+        </w:rPr>
+        <w:t xml:space="preserve">________</w:t>
+      </w:r>
+      <w:r>
+        <w:t xml:space="preserve"> </w:t>
+      </w:r>
+      <w:r>
+        <w:t xml:space="preserve">de Bélgica. 2. ¿Cómo </w:t>
+      </w:r>
+      <w:r>
+        <w:rPr>
+          <w:color w:val="808080"/>
+        </w:rPr>
+        <w:t xml:space="preserve">________</w:t>
+      </w:r>
+      <w:r>
+        <w:t xml:space="preserve"> </w:t>
+      </w:r>
+      <w:r>
+        <w:t xml:space="preserve">llamas? 3. Me </w:t>
+      </w:r>
+      <w:r>
+        <w:rPr>
+          <w:color w:val="808080"/>
+        </w:rPr>
+        <w:t xml:space="preserve">________</w:t>
+      </w:r>
+      <w:r>
+        <w:t xml:space="preserve"> </w:t>
+      </w:r>
+      <w:r>
+        <w:t xml:space="preserve">____. 4. Ella </w:t>
+      </w:r>
+      <w:r>
+        <w:rPr>
+          <w:color w:val="808080"/>
+        </w:rPr>
+        <w:t xml:space="preserve">________</w:t>
+      </w:r>
+      <w:r>
+        <w:t xml:space="preserve"> </w:t>
+      </w:r>
+      <w:r>
+        <w:t xml:space="preserve">profesora. 5. ¿</w:t>
+      </w:r>
+      <w:r>
+        <w:t xml:space="preserve"> </w:t>
+      </w:r>
+      <w:r>
+        <w:rPr>
+          <w:color w:val="808080"/>
+        </w:rPr>
+        <w:t xml:space="preserve">________</w:t>
+      </w:r>
+      <w:r>
+        <w:t xml:space="preserve"> </w:t>
+      </w:r>
+      <w:r>
+        <w:t xml:space="preserve">tú Leo? 6. Él </w:t>
+      </w:r>
+      <w:r>
+        <w:rPr>
+          <w:color w:val="808080"/>
+        </w:rPr>
+        <w:t xml:space="preserve">________</w:t>
+      </w:r>
+      <w:r>
+        <w:t xml:space="preserve"> </w:t>
+      </w:r>
+      <w:r>
+        <w:t xml:space="preserve">llama Pablo.</w:t>
+      </w:r>
+    </w:p>
+    <w:p>
+      <w:pPr>
+        <w:spacing w:before="0" w:after="60"/>
+      </w:pPr>
+      <w:r>
+        <w:rPr>
+          <w:b/>
+        </w:rPr>
+        <w:t xml:space="preserve">Mini-ejercicio 2 · ¿tú o usted?</w:t>
+      </w:r>
+      <w:r>
+        <w:t xml:space="preserve"> Elige y escribe la pregunta correcta. </w:t>
+      </w:r>
+      <w:r>
+        <w:rPr>
+          <w:i/>
+          <w:color w:val="6B6B6B"/>
+        </w:rPr>
+        <w:t xml:space="preserve">Kies en schrijf de juiste vraag.</w:t>
       </w:r>
     </w:p>
     <w:p>
@@ -4062,163 +4514,27 @@
         <w:spacing w:before="0" w:after="20"/>
       </w:pPr>
       <w:r>
-        <w:t xml:space="preserve">Met vrienden/klasgenoten: </w:t>
-      </w:r>
-      <w:r>
-        <w:rPr>
-          <w:b/>
-        </w:rPr>
-        <w:t xml:space="preserve">tú</w:t>
-      </w:r>
-      <w:r>
-        <w:t xml:space="preserve"> — </w:t>
-      </w:r>
-      <w:r>
-        <w:t xml:space="preserve">¿Cómo estás? · ¿Cómo te llamas?</w:t>
-      </w:r>
-    </w:p>
-    <w:p>
-      <w:pPr>
-        <w:spacing w:before="0" w:after="60"/>
-      </w:pPr>
-      <w:r>
-        <w:t xml:space="preserve">Formeel, met een onbekende volwassene: </w:t>
-      </w:r>
-      <w:r>
-        <w:rPr>
-          <w:b/>
-        </w:rPr>
-        <w:t xml:space="preserve">usted</w:t>
-      </w:r>
-      <w:r>
-        <w:t xml:space="preserve"> — </w:t>
-      </w:r>
-      <w:r>
-        <w:t xml:space="preserve">¿Cómo está usted? · ¿Cómo se llama?</w:t>
-      </w:r>
-    </w:p>
-    <w:p>
-      <w:pPr>
-        <w:spacing w:before="0" w:after="60"/>
-      </w:pPr>
-      <w:r>
-        <w:rPr>
-          <w:b/>
-        </w:rPr>
-        <w:t xml:space="preserve">Mini-oefening 1.</w:t>
-      </w:r>
-      <w:r>
-        <w:t xml:space="preserve"> Vul aan met de juiste vorm van </w:t>
-      </w:r>
-      <w:r>
-        <w:rPr>
-          <w:i/>
-        </w:rPr>
-        <w:t xml:space="preserve">ser</w:t>
-      </w:r>
-      <w:r>
-        <w:t xml:space="preserve"> of </w:t>
-      </w:r>
-      <w:r>
-        <w:rPr>
-          <w:i/>
-        </w:rPr>
-        <w:t xml:space="preserve">llamarse</w:t>
-      </w:r>
-      <w:r>
-        <w:t xml:space="preserve">:</w:t>
-      </w:r>
-    </w:p>
-    <w:p>
-      <w:pPr>
-        <w:spacing w:before="0" w:after="60"/>
-      </w:pPr>
-      <w:r>
-        <w:t xml:space="preserve">1. Yo </w:t>
+        <w:t xml:space="preserve">a) a un compañero de clase → </w:t>
       </w:r>
       <w:r>
         <w:rPr>
           <w:color w:val="808080"/>
         </w:rPr>
-        <w:t xml:space="preserve">________</w:t>
-      </w:r>
-      <w:r>
-        <w:t xml:space="preserve"> </w:t>
-      </w:r>
-      <w:r>
-        <w:t xml:space="preserve">de Bélgica. 2. ¿Cómo </w:t>
+        <w:t xml:space="preserve">____________________</w:t>
+      </w:r>
+    </w:p>
+    <w:p>
+      <w:pPr>
+        <w:spacing w:before="0" w:after="60"/>
+      </w:pPr>
+      <w:r>
+        <w:t xml:space="preserve">b) al director del instituto → </w:t>
       </w:r>
       <w:r>
         <w:rPr>
           <w:color w:val="808080"/>
         </w:rPr>
-        <w:t xml:space="preserve">________</w:t>
-      </w:r>
-      <w:r>
-        <w:t xml:space="preserve"> </w:t>
-      </w:r>
-      <w:r>
-        <w:t xml:space="preserve">llamas? 3. Me </w:t>
-      </w:r>
-      <w:r>
-        <w:rPr>
-          <w:color w:val="808080"/>
-        </w:rPr>
-        <w:t xml:space="preserve">________</w:t>
-      </w:r>
-      <w:r>
-        <w:t xml:space="preserve"> </w:t>
-      </w:r>
-      <w:r>
-        <w:t xml:space="preserve">____. 4. Ella </w:t>
-      </w:r>
-      <w:r>
-        <w:rPr>
-          <w:color w:val="808080"/>
-        </w:rPr>
-        <w:t xml:space="preserve">________</w:t>
-      </w:r>
-      <w:r>
-        <w:t xml:space="preserve"> </w:t>
-      </w:r>
-      <w:r>
-        <w:t xml:space="preserve">profesora. 5. ¿</w:t>
-      </w:r>
-      <w:r>
-        <w:t xml:space="preserve"> </w:t>
-      </w:r>
-      <w:r>
-        <w:rPr>
-          <w:color w:val="808080"/>
-        </w:rPr>
-        <w:t xml:space="preserve">________</w:t>
-      </w:r>
-      <w:r>
-        <w:t xml:space="preserve"> </w:t>
-      </w:r>
-      <w:r>
-        <w:t xml:space="preserve">tú Leo? 6. Él </w:t>
-      </w:r>
-      <w:r>
-        <w:rPr>
-          <w:color w:val="808080"/>
-        </w:rPr>
-        <w:t xml:space="preserve">________</w:t>
-      </w:r>
-      <w:r>
-        <w:t xml:space="preserve"> </w:t>
-      </w:r>
-      <w:r>
-        <w:t xml:space="preserve">llama Pablo.</w:t>
-      </w:r>
-    </w:p>
-    <w:p>
-      <w:pPr>
-        <w:spacing w:before="0" w:after="60"/>
-        <w:ind w:left="140"/>
-      </w:pPr>
-      <w:r>
-        <w:t xml:space="preserve">Mini-oefening 2 · tú of usted? · Kies en schrijf de juiste vraag. · a) tegen een klasgenoot → ____________________ b) tegen de directeur → ____________________</w:t>
+        <w:t xml:space="preserve">____________________</w:t>
       </w:r>
     </w:p>
     <w:p>
@@ -4228,7 +4544,7 @@
         <w:spacing w:before="320" w:after="120"/>
       </w:pPr>
       <w:r>
-        <w:t xml:space="preserve">§3 · Práctica — Oefen op papier — online verbeter je alles</w:t>
+        <w:t xml:space="preserve">§3 · Práctica — Practica en papel — online verbeter je alles</w:t>
       </w:r>
     </w:p>
     <w:p>
@@ -4242,7 +4558,7 @@
           <w:b/>
           <w:color w:val="D64550"/>
         </w:rPr>
-        <w:t xml:space="preserve">Oefening 1</w:t>
+        <w:t xml:space="preserve">Ejercicio 1</w:t>
       </w:r>
       <w:r>
         <w:rPr>
@@ -4263,7 +4579,7 @@
           <w:sz w:val="16"/>
           <w:szCs w:val="16"/>
         </w:rPr>
-        <w:t xml:space="preserve">receptief · 5 min</w:t>
+        <w:t xml:space="preserve">reconocer · herkennen · 5 min</w:t>
       </w:r>
     </w:p>
     <w:p>
@@ -4271,18 +4587,21 @@
         <w:spacing w:before="0" w:after="20"/>
       </w:pPr>
       <w:r>
-        <w:t xml:space="preserve">Schrijf elke uitdrukking in de juiste kolom. Voeg onderaan één eigen woord toe.</w:t>
-      </w:r>
-    </w:p>
-    <w:p>
-      <w:pPr>
-        <w:spacing w:before="0" w:after="60"/>
-      </w:pPr>
+        <w:t xml:space="preserve">Escribe cada expresión en la columna correcta. Añade abajo una palabra tuya. </w:t>
+      </w:r>
       <w:r>
         <w:rPr>
           <w:i/>
           <w:color w:val="6B6B6B"/>
         </w:rPr>
+        <w:t xml:space="preserve">In de juiste kolom; voeg één eigen woord toe.</w:t>
+      </w:r>
+    </w:p>
+    <w:p>
+      <w:pPr>
+        <w:spacing w:before="0" w:after="60"/>
+      </w:pPr>
+      <w:r>
         <w:t xml:space="preserve">Hola · Adiós · Gracias · ¿Cómo te llamas? · Hasta luego · De nada · Buenos días · Encantado</w:t>
       </w:r>
     </w:p>
@@ -4313,7 +4632,7 @@
           <w:b/>
           <w:color w:val="D64550"/>
         </w:rPr>
-        <w:t xml:space="preserve">Oefening 2</w:t>
+        <w:t xml:space="preserve">Ejercicio 2</w:t>
       </w:r>
       <w:r>
         <w:rPr>
@@ -4334,14 +4653,21 @@
           <w:sz w:val="16"/>
           <w:szCs w:val="16"/>
         </w:rPr>
-        <w:t xml:space="preserve">gestuurd · ★☆☆</w:t>
-      </w:r>
-    </w:p>
-    <w:p>
-      <w:pPr>
-        <w:spacing w:before="0" w:after="60"/>
-      </w:pPr>
-      <w:r>
+        <w:t xml:space="preserve">con apoyo · met steun · ★☆☆</w:t>
+      </w:r>
+    </w:p>
+    <w:p>
+      <w:pPr>
+        <w:spacing w:before="0" w:after="60"/>
+      </w:pPr>
+      <w:r>
+        <w:t xml:space="preserve">Une con una línea el español y su significado. </w:t>
+      </w:r>
+      <w:r>
+        <w:rPr>
+          <w:i/>
+          <w:color w:val="6B6B6B"/>
+        </w:rPr>
         <w:t xml:space="preserve">Trek een lijn tussen het Spaans en de betekenis.</w:t>
       </w:r>
     </w:p>
@@ -4570,7 +4896,7 @@
           <w:b/>
           <w:color w:val="D64550"/>
         </w:rPr>
-        <w:t xml:space="preserve">Oefening 3</w:t>
+        <w:t xml:space="preserve">Ejercicio 3</w:t>
       </w:r>
       <w:r>
         <w:rPr>
@@ -4591,14 +4917,21 @@
           <w:sz w:val="16"/>
           <w:szCs w:val="16"/>
         </w:rPr>
-        <w:t xml:space="preserve">gestuurd · ★★☆</w:t>
-      </w:r>
-    </w:p>
-    <w:p>
-      <w:pPr>
-        <w:spacing w:before="0" w:after="60"/>
-      </w:pPr>
-      <w:r>
+        <w:t xml:space="preserve">con apoyo · met steun · ★★☆</w:t>
+      </w:r>
+    </w:p>
+    <w:p>
+      <w:pPr>
+        <w:spacing w:before="0" w:after="60"/>
+      </w:pPr>
+      <w:r>
+        <w:t xml:space="preserve">Completa el diálogo. </w:t>
+      </w:r>
+      <w:r>
+        <w:rPr>
+          <w:i/>
+          <w:color w:val="6B6B6B"/>
+        </w:rPr>
         <w:t xml:space="preserve">Vul het gesprek aan.</w:t>
       </w:r>
     </w:p>
@@ -4732,7 +5065,7 @@
           <w:b/>
           <w:color w:val="D64550"/>
         </w:rPr>
-        <w:t xml:space="preserve">Oefening 4</w:t>
+        <w:t xml:space="preserve">Ejercicio 4</w:t>
       </w:r>
       <w:r>
         <w:rPr>
@@ -4753,15 +5086,22 @@
           <w:sz w:val="16"/>
           <w:szCs w:val="16"/>
         </w:rPr>
-        <w:t xml:space="preserve">gestuurd · ★★☆</w:t>
-      </w:r>
-    </w:p>
-    <w:p>
-      <w:pPr>
-        <w:spacing w:before="0" w:after="60"/>
-      </w:pPr>
-      <w:r>
-        <w:t xml:space="preserve">Nummer de zinnen in de juiste volgorde (1–5).</w:t>
+        <w:t xml:space="preserve">con apoyo · met steun · ★★☆</w:t>
+      </w:r>
+    </w:p>
+    <w:p>
+      <w:pPr>
+        <w:spacing w:before="0" w:after="60"/>
+      </w:pPr>
+      <w:r>
+        <w:t xml:space="preserve">Numera las frases en el orden correcto (1–5). </w:t>
+      </w:r>
+      <w:r>
+        <w:rPr>
+          <w:i/>
+          <w:color w:val="6B6B6B"/>
+        </w:rPr>
+        <w:t xml:space="preserve">Nummer de zinnen in de juiste volgorde.</w:t>
       </w:r>
     </w:p>
     <w:p>
@@ -4807,7 +5147,7 @@
           <w:b/>
           <w:color w:val="D64550"/>
         </w:rPr>
-        <w:t xml:space="preserve">Oefening 5</w:t>
+        <w:t xml:space="preserve">Ejercicio 5</w:t>
       </w:r>
       <w:r>
         <w:rPr>
@@ -4828,15 +5168,22 @@
           <w:sz w:val="16"/>
           <w:szCs w:val="16"/>
         </w:rPr>
-        <w:t xml:space="preserve">gestuurd · ★☆☆</w:t>
-      </w:r>
-    </w:p>
-    <w:p>
-      <w:pPr>
-        <w:spacing w:before="0" w:after="60"/>
-      </w:pPr>
-      <w:r>
-        <w:t xml:space="preserve">Vul de juiste letter in (♂ -o / ♀ -a).</w:t>
+        <w:t xml:space="preserve">con apoyo · met steun · ★☆☆</w:t>
+      </w:r>
+    </w:p>
+    <w:p>
+      <w:pPr>
+        <w:spacing w:before="0" w:after="60"/>
+      </w:pPr>
+      <w:r>
+        <w:t xml:space="preserve">Escribe la letra correcta (♂ -o / ♀ -a). </w:t>
+      </w:r>
+      <w:r>
+        <w:rPr>
+          <w:i/>
+          <w:color w:val="6B6B6B"/>
+        </w:rPr>
+        <w:t xml:space="preserve">Vul de juiste letter in.</w:t>
       </w:r>
     </w:p>
     <w:p>
@@ -4912,7 +5259,7 @@
           <w:b/>
           <w:color w:val="D64550"/>
         </w:rPr>
-        <w:t xml:space="preserve">Oefening 6</w:t>
+        <w:t xml:space="preserve">Ejercicio 6</w:t>
       </w:r>
       <w:r>
         <w:rPr>
@@ -4933,15 +5280,22 @@
           <w:sz w:val="16"/>
           <w:szCs w:val="16"/>
         </w:rPr>
-        <w:t xml:space="preserve">interactie · ★★☆</w:t>
-      </w:r>
-    </w:p>
-    <w:p>
-      <w:pPr>
-        <w:spacing w:before="0" w:after="60"/>
-      </w:pPr>
-      <w:r>
-        <w:t xml:space="preserve">Vraag het aan je buur en noteer zijn/haar antwoord. Wissel daarna van rol.</w:t>
+        <w:t xml:space="preserve">en parejas · per twee · ★★☆</w:t>
+      </w:r>
+    </w:p>
+    <w:p>
+      <w:pPr>
+        <w:spacing w:before="0" w:after="60"/>
+      </w:pPr>
+      <w:r>
+        <w:t xml:space="preserve">Pregunta a tu compañero/a y anota su respuesta. Después cambiad de papel. </w:t>
+      </w:r>
+      <w:r>
+        <w:rPr>
+          <w:i/>
+          <w:color w:val="6B6B6B"/>
+        </w:rPr>
+        <w:t xml:space="preserve">Vraag het aan je buur en wissel van rol.</w:t>
       </w:r>
     </w:p>
     <w:p>
@@ -4997,7 +5351,7 @@
           <w:b/>
           <w:color w:val="D64550"/>
         </w:rPr>
-        <w:t xml:space="preserve">Oefening 7</w:t>
+        <w:t xml:space="preserve">Ejercicio 7</w:t>
       </w:r>
       <w:r>
         <w:rPr>
@@ -5018,15 +5372,22 @@
           <w:sz w:val="16"/>
           <w:szCs w:val="16"/>
         </w:rPr>
-        <w:t xml:space="preserve">productie · ★★★</w:t>
-      </w:r>
-    </w:p>
-    <w:p>
-      <w:pPr>
-        <w:spacing w:before="0" w:after="60"/>
-      </w:pPr>
-      <w:r>
-        <w:t xml:space="preserve">Stel jezelf voor in 3–4 zinnen: groet, naam, herkomst, afscheid. Gebruik de kit.</w:t>
+        <w:t xml:space="preserve">producir · zelf schrijven · ★★★</w:t>
+      </w:r>
+    </w:p>
+    <w:p>
+      <w:pPr>
+        <w:spacing w:before="0" w:after="60"/>
+      </w:pPr>
+      <w:r>
+        <w:t xml:space="preserve">Preséntate en 3–4 frases: saludo, nombre, origen y despedida. Usa las frases de supervivencia. </w:t>
+      </w:r>
+      <w:r>
+        <w:rPr>
+          <w:i/>
+          <w:color w:val="6B6B6B"/>
+        </w:rPr>
+        <w:t xml:space="preserve">3–4 zinnen: groet, naam, herkomst, afscheid.</w:t>
       </w:r>
     </w:p>
     <w:p>
@@ -5052,7 +5413,7 @@
           <w:b/>
           <w:color w:val="D64550"/>
         </w:rPr>
-        <w:t xml:space="preserve">Oefening 8</w:t>
+        <w:t xml:space="preserve">Ejercicio 8</w:t>
       </w:r>
       <w:r>
         <w:rPr>
@@ -5073,15 +5434,22 @@
           <w:sz w:val="16"/>
           <w:szCs w:val="16"/>
         </w:rPr>
-        <w:t xml:space="preserve">productie · ★★★</w:t>
-      </w:r>
-    </w:p>
-    <w:p>
-      <w:pPr>
-        <w:spacing w:before="0" w:after="60"/>
-      </w:pPr>
-      <w:r>
-        <w:t xml:space="preserve">Schrijf een kort chatbericht (WhatsApp) waarin je jezelf voorstelt aan een nieuwe Spaanstalige vriend(in).</w:t>
+        <w:t xml:space="preserve">producir · zelf schrijven · ★★★</w:t>
+      </w:r>
+    </w:p>
+    <w:p>
+      <w:pPr>
+        <w:spacing w:before="0" w:after="60"/>
+      </w:pPr>
+      <w:r>
+        <w:t xml:space="preserve">Escribe un mensaje corto (WhatsApp) para presentarte a un amigo o una amiga nueva. </w:t>
+      </w:r>
+      <w:r>
+        <w:rPr>
+          <w:i/>
+          <w:color w:val="6B6B6B"/>
+        </w:rPr>
+        <w:t xml:space="preserve">Kort chatbericht aan een nieuwe Spaanstalige vriend(in).</w:t>
       </w:r>
     </w:p>
     <w:p>
@@ -5118,26 +5486,35 @@
         <w:rPr>
           <w:b/>
         </w:rPr>
-        <w:t xml:space="preserve">Jouw opdracht.</w:t>
-      </w:r>
-      <w:r>
-        <w:t xml:space="preserve"> Maak je klaskaartje en stel je mondeling voor aan </w:t>
-      </w:r>
-      <w:r>
-        <w:rPr>
-          <w:b/>
-        </w:rPr>
-        <w:t xml:space="preserve">3 klasgenoten</w:t>
-      </w:r>
-      <w:r>
-        <w:t xml:space="preserve">. Vraag hun naam en herkomst, en noteer ze. </w:t>
+        <w:t xml:space="preserve">Tu tarea.</w:t>
+      </w:r>
+      <w:r>
+        <w:t xml:space="preserve"> Haz tu carné de clase y preséntate a </w:t>
+      </w:r>
+      <w:r>
+        <w:rPr>
+          <w:b/>
+        </w:rPr>
+        <w:t xml:space="preserve">3 compañeros</w:t>
+      </w:r>
+      <w:r>
+        <w:t xml:space="preserve">. Pregúntales su nombre y de dónde son, y anótalo. </w:t>
+      </w:r>
+      <w:r>
+        <w:rPr>
+          <w:b/>
+        </w:rPr>
+        <w:t xml:space="preserve">Sin leer del papel.</w:t>
+      </w:r>
+      <w:r>
+        <w:t xml:space="preserve"> </w:t>
       </w:r>
       <w:r>
         <w:rPr>
           <w:i/>
           <w:color w:val="6B6B6B"/>
         </w:rPr>
-        <w:t xml:space="preserve">Sin leer del papel — zonder van het blad af te lezen.</w:t>
+        <w:t xml:space="preserve">Kaartje maken, jezelf voorstellen aan drie klasgenoten, naam en herkomst noteren.</w:t>
       </w:r>
     </w:p>
     <w:p>
@@ -5249,9 +5626,10 @@
     <w:p>
       <w:pPr>
         <w:spacing w:before="0" w:after="60"/>
-      </w:pPr>
-      <w:r>
-        <w:t xml:space="preserve">Zeg: «¡Hola! Me llamo ___. Soy de ___. ¡Encantad_!»</w:t>
+        <w:ind w:left="140"/>
+      </w:pPr>
+      <w:r>
+        <w:t xml:space="preserve">Ejercicio · Escribe y ensaya tu presentación. · Schrijf ze en zeg ze daarna zónder te kijken. · ¡Hola! Me llamo ________ . Soy de ________ . ¡Encantad ________ ! Lo digo sin mirar el papel.</w:t>
       </w:r>
     </w:p>
     <w:p>
@@ -5487,7 +5865,14 @@
         <w:spacing w:before="0" w:after="60"/>
       </w:pPr>
       <w:r>
-        <w:t xml:space="preserve">Dibuja tu carné · teken je kaartje (foto/emoji + versiering)</w:t>
+        <w:t xml:space="preserve">Dibuja tu carné </w:t>
+      </w:r>
+      <w:r>
+        <w:rPr>
+          <w:i/>
+          <w:color w:val="6B6B6B"/>
+        </w:rPr>
+        <w:t xml:space="preserve">— foto of emoji, en versier het</w:t>
       </w:r>
     </w:p>
     <w:p>
@@ -5530,7 +5915,17 @@
         <w:rPr>
           <w:b/>
         </w:rPr>
-        <w:t xml:space="preserve">Modelo · zo klinkt het:</w:t>
+        <w:t xml:space="preserve">Modelo · así suena.</w:t>
+      </w:r>
+      <w:r>
+        <w:t xml:space="preserve"> </w:t>
+      </w:r>
+      <w:r>
+        <w:rPr>
+          <w:i/>
+          <w:color w:val="6B6B6B"/>
+        </w:rPr>
+        <w:t xml:space="preserve">zo klinkt het</w:t>
       </w:r>
     </w:p>
     <w:p>
@@ -5565,10 +5960,17 @@
         <w:rPr>
           <w:b/>
         </w:rPr>
-        <w:t xml:space="preserve">🏁 Klaar als…</w:t>
-      </w:r>
-      <w:r>
-        <w:t xml:space="preserve"> je jezelf vlot voorstelt zónder af te lezen, de juiste vorm (-o/-a) gebruikt en 3 namen genoteerd hebt.</w:t>
+        <w:t xml:space="preserve">🏁 Está listo cuando…</w:t>
+      </w:r>
+      <w:r>
+        <w:t xml:space="preserve"> te presentas con soltura sin leer, usas la forma correcta (-o/-a) y tienes tres nombres anotados. </w:t>
+      </w:r>
+      <w:r>
+        <w:rPr>
+          <w:i/>
+          <w:color w:val="6B6B6B"/>
+        </w:rPr>
+        <w:t xml:space="preserve">Vlot, zónder af te lezen, juiste vorm, drie namen.</w:t>
       </w:r>
     </w:p>
     <w:tbl>
@@ -5605,7 +6007,15 @@
               <w:rPr>
                 <w:b/>
               </w:rPr>
-              <w:t xml:space="preserve">Evaluatie</w:t>
+              <w:t xml:space="preserve">¿Cómo ha ido? </w:t>
+            </w:r>
+            <w:r>
+              <w:rPr>
+                <w:b/>
+                <w:i/>
+                <w:color w:val="6B6B6B"/>
+              </w:rPr>
+              <w:t xml:space="preserve">evaluatie</w:t>
             </w:r>
           </w:p>
         </w:tc>
@@ -5637,7 +6047,14 @@
               <w:spacing w:before="0" w:after="0"/>
             </w:pPr>
             <w:r>
-              <w:t xml:space="preserve">Opdracht volbracht</w:t>
+              <w:t xml:space="preserve">Tarea completa </w:t>
+            </w:r>
+            <w:r>
+              <w:rPr>
+                <w:i/>
+                <w:color w:val="6B6B6B"/>
+              </w:rPr>
+              <w:t xml:space="preserve">opdracht volbracht</w:t>
             </w:r>
           </w:p>
         </w:tc>
@@ -5662,7 +6079,14 @@
               <w:spacing w:before="0" w:after="0"/>
             </w:pPr>
             <w:r>
-              <w:t xml:space="preserve">Juiste chunks</w:t>
+              <w:t xml:space="preserve">Frases correctas </w:t>
+            </w:r>
+            <w:r>
+              <w:rPr>
+                <w:i/>
+                <w:color w:val="6B6B6B"/>
+              </w:rPr>
+              <w:t xml:space="preserve">juiste uitdrukkingen</w:t>
             </w:r>
           </w:p>
         </w:tc>
@@ -5687,7 +6111,14 @@
               <w:spacing w:before="0" w:after="0"/>
             </w:pPr>
             <w:r>
-              <w:t xml:space="preserve">Uitspraak &amp; durf</w:t>
+              <w:t xml:space="preserve">Pronunciación y atrevimiento </w:t>
+            </w:r>
+            <w:r>
+              <w:rPr>
+                <w:i/>
+                <w:color w:val="6B6B6B"/>
+              </w:rPr>
+              <w:t xml:space="preserve">uitspraak &amp; durf</w:t>
             </w:r>
           </w:p>
         </w:tc>
@@ -5719,10 +6150,20 @@
         <w:rPr>
           <w:b/>
         </w:rPr>
-        <w:t xml:space="preserve">¿Qué me costó?</w:t>
-      </w:r>
-      <w:r>
-        <w:t xml:space="preserve"> Wat vond je moeilijk? </w:t>
+        <w:t xml:space="preserve">¿Qué me ha costado más?</w:t>
+      </w:r>
+      <w:r>
+        <w:t xml:space="preserve"> </w:t>
+      </w:r>
+      <w:r>
+        <w:rPr>
+          <w:i/>
+          <w:color w:val="6B6B6B"/>
+        </w:rPr>
+        <w:t xml:space="preserve">Wat vond je moeilijk?</w:t>
+      </w:r>
+      <w:r>
+        <w:t xml:space="preserve"> </w:t>
       </w:r>
       <w:r>
         <w:rPr>
@@ -5738,15 +6179,15 @@
         <w:spacing w:before="320" w:after="120"/>
       </w:pPr>
       <w:r>
-        <w:t xml:space="preserve">Cultura · Banda sonora — Leer Spaans via muziek die jullie kennen</w:t>
-      </w:r>
-    </w:p>
-    <w:p>
-      <w:pPr>
-        <w:spacing w:before="0" w:after="60"/>
-      </w:pPr>
-      <w:r>
-        <w:t xml:space="preserve">Elke unit heeft een </w:t>
+        <w:t xml:space="preserve">Cultura · Banda sonora — Aprende español con la música que ya escuchas</w:t>
+      </w:r>
+    </w:p>
+    <w:p>
+      <w:pPr>
+        <w:spacing w:before="0" w:after="60"/>
+      </w:pPr>
+      <w:r>
+        <w:t xml:space="preserve">Cada unidad tiene su </w:t>
       </w:r>
       <w:r>
         <w:rPr>
@@ -5755,7 +6196,7 @@
         <w:t xml:space="preserve">banda sonora</w:t>
       </w:r>
       <w:r>
-        <w:t xml:space="preserve">: nummers van artiesten die nu populair zijn. Luister, zing mee en pik nieuwe woorden op. Voor deze les rond </w:t>
+        <w:t xml:space="preserve">: canciones de artistas que suenan ahora. Escucha, canta y quédate con palabras nuevas. Para esta lección sobre </w:t>
       </w:r>
       <w:r>
         <w:rPr>
@@ -5764,7 +6205,7 @@
         <w:t xml:space="preserve">presentarse</w:t>
       </w:r>
       <w:r>
-        <w:t xml:space="preserve"> passen </w:t>
+        <w:t xml:space="preserve"> van bien </w:t>
       </w:r>
       <w:r>
         <w:rPr>
@@ -5773,7 +6214,7 @@
         <w:t xml:space="preserve">«Me gustas tú»</w:t>
       </w:r>
       <w:r>
-        <w:t xml:space="preserve"> (Manu Chao) en </w:t>
+        <w:t xml:space="preserve"> (Manu Chao) y </w:t>
       </w:r>
       <w:r>
         <w:rPr>
@@ -5782,7 +6223,14 @@
         <w:t xml:space="preserve">«Las Babys»</w:t>
       </w:r>
       <w:r>
-        <w:t xml:space="preserve"> (Aitana).</w:t>
+        <w:t xml:space="preserve"> (Aitana). </w:t>
+      </w:r>
+      <w:r>
+        <w:rPr>
+          <w:i/>
+          <w:color w:val="6B6B6B"/>
+        </w:rPr>
+        <w:t xml:space="preserve">Elke unit heeft zijn nummers: luister, zing mee, pik woorden op.</w:t>
       </w:r>
     </w:p>
     <w:p>
@@ -5791,7 +6239,7 @@
         <w:ind w:left="140"/>
       </w:pPr>
       <w:r>
-        <w:t xml:space="preserve">Aitana Las Babys pop 🇪🇸 · Quevedo Bzrp #52 urban 🇪🇸 · Manu Chao Me gustas tú clásico 🌎 · Karol G TQG reggaetón 🇨🇴 · Bad Bunny Tití me preguntó 🇵🇷 · Rosalía La Perla 🇪🇸</w:t>
+        <w:t xml:space="preserve">Aitana Las Babys pop (España) · Quevedo Bzrp #52 urban (España) · Manu Chao Me gustas tú clásico 🌎 · Karol G TQG reggaetón (Colombia) · Bad Bunny Tití me preguntó (Puerto Rico) · Rosalía La Perla (España)</w:t>
       </w:r>
     </w:p>
     <w:p>
@@ -5805,7 +6253,7 @@
         <w:t xml:space="preserve">Spotify · la playlist de la clase.</w:t>
       </w:r>
       <w:r>
-        <w:t xml:space="preserve"> Scan en luister. Op de digitale pagina vind je ook </w:t>
+        <w:t xml:space="preserve"> Escanea y escucha. En la página digital tienes también </w:t>
       </w:r>
       <w:r>
         <w:rPr>
@@ -5814,7 +6262,14 @@
         <w:t xml:space="preserve">LyricsTraining</w:t>
       </w:r>
       <w:r>
-        <w:t xml:space="preserve"> (vul de tekst aan terwijl je luistert) en de video's.</w:t>
+        <w:t xml:space="preserve"> (completa la letra mientras escuchas) y los vídeos. </w:t>
+      </w:r>
+      <w:r>
+        <w:rPr>
+          <w:i/>
+          <w:color w:val="6B6B6B"/>
+        </w:rPr>
+        <w:t xml:space="preserve">Online ook LyricsTraining en de video's.</w:t>
       </w:r>
     </w:p>
     <w:p>
@@ -5830,7 +6285,7 @@
         <w:spacing w:before="0" w:after="60"/>
       </w:pPr>
       <w:r>
-        <w:t xml:space="preserve">«Me gustas tú» (Manu Chao) herhaalt de hele tijd </w:t>
+        <w:t xml:space="preserve">«Me gustas tú» (Manu Chao) repite todo el rato </w:t>
       </w:r>
       <w:r>
         <w:rPr>
@@ -5839,7 +6294,14 @@
         <w:t xml:space="preserve">me gusta(n)…</w:t>
       </w:r>
       <w:r>
-        <w:t xml:space="preserve">. Luister en vul in wat je hoort:</w:t>
+        <w:t xml:space="preserve">. Escucha y escribe lo que oyes. </w:t>
+      </w:r>
+      <w:r>
+        <w:rPr>
+          <w:i/>
+          <w:color w:val="6B6B6B"/>
+        </w:rPr>
+        <w:t xml:space="preserve">Luister en vul in wat je hoort.</w:t>
       </w:r>
     </w:p>
     <w:p>
@@ -5917,15 +6379,22 @@
         <w:t xml:space="preserve">me gusta</w:t>
       </w:r>
       <w:r>
-        <w:t xml:space="preserve"> = «ik vind leuk / ik hou van». Een makkelijke chunk om te onthouden.</w:t>
-      </w:r>
-    </w:p>
-    <w:p>
-      <w:pPr>
-        <w:spacing w:before="0" w:after="60"/>
-      </w:pPr>
-      <w:r>
-        <w:t xml:space="preserve">¿De qué país? · verbind</w:t>
+        <w:t xml:space="preserve"> = algo me parece bien. </w:t>
+      </w:r>
+      <w:r>
+        <w:rPr>
+          <w:i/>
+          <w:color w:val="6B6B6B"/>
+        </w:rPr>
+        <w:t xml:space="preserve">«Ik vind … leuk / ik hou van …» — een makkelijke chunk om te onthouden.</w:t>
+      </w:r>
+    </w:p>
+    <w:p>
+      <w:pPr>
+        <w:spacing w:before="0" w:after="60"/>
+      </w:pPr>
+      <w:r>
+        <w:t xml:space="preserve">¿De qué país? · relaciona</w:t>
       </w:r>
     </w:p>
     <w:tbl>
@@ -6087,10 +6556,50 @@
     <w:p>
       <w:pPr>
         <w:spacing w:before="0" w:after="60"/>
-        <w:ind w:left="140"/>
-      </w:pPr>
-      <w:r>
-        <w:t xml:space="preserve">Escucha y responde. · Kies één nummer van de playlist. · Mi canción: ____________________ Una palabra que reconozco: ____________________</w:t>
+      </w:pPr>
+      <w:r>
+        <w:rPr>
+          <w:b/>
+        </w:rPr>
+        <w:t xml:space="preserve">Escucha y responde.</w:t>
+      </w:r>
+      <w:r>
+        <w:t xml:space="preserve"> Elige una canción de la playlist. </w:t>
+      </w:r>
+      <w:r>
+        <w:rPr>
+          <w:i/>
+          <w:color w:val="6B6B6B"/>
+        </w:rPr>
+        <w:t xml:space="preserve">Kies één nummer uit de playlist.</w:t>
+      </w:r>
+    </w:p>
+    <w:p>
+      <w:pPr>
+        <w:spacing w:before="0" w:after="20"/>
+      </w:pPr>
+      <w:r>
+        <w:t xml:space="preserve">Mi canción: </w:t>
+      </w:r>
+      <w:r>
+        <w:rPr>
+          <w:color w:val="808080"/>
+        </w:rPr>
+        <w:t xml:space="preserve">____________________</w:t>
+      </w:r>
+    </w:p>
+    <w:p>
+      <w:pPr>
+        <w:spacing w:before="0" w:after="60"/>
+      </w:pPr>
+      <w:r>
+        <w:t xml:space="preserve">Una palabra que reconozco: </w:t>
+      </w:r>
+      <w:r>
+        <w:rPr>
+          <w:color w:val="808080"/>
+        </w:rPr>
+        <w:t xml:space="preserve">____________________</w:t>
       </w:r>
     </w:p>
     <w:p>
@@ -6100,7 +6609,7 @@
         <w:spacing w:before="320" w:after="120"/>
       </w:pPr>
       <w:r>
-        <w:t xml:space="preserve">Funciones comunicativas · lo que ya sé decir — Wat je nu al kunt DOEN met het Spaans</w:t>
+        <w:t xml:space="preserve">Funciones comunicativas · lo que ya sé decir — Lo que ya puedes hacer con el español wat je met het Spaans kunt dóen</w:t>
       </w:r>
     </w:p>
     <w:p>
@@ -6124,7 +6633,7 @@
           <w:i/>
           <w:color w:val="6B6B6B"/>
         </w:rPr>
-        <w:t xml:space="preserve">Niet enkel woorden: functies — wat je met het Spaans kunt dóen. En het groeit elke unit: nu </w:t>
+        <w:t xml:space="preserve">groeit elke unit: nu </w:t>
       </w:r>
       <w:r>
         <w:rPr>
@@ -6139,7 +6648,7 @@
           <w:i/>
           <w:color w:val="6B6B6B"/>
         </w:rPr>
-        <w:t xml:space="preserve"> functies.</w:t>
+        <w:t xml:space="preserve"> functies</w:t>
       </w:r>
     </w:p>
     <w:p>
@@ -6155,16 +6664,23 @@
         <w:spacing w:before="0" w:after="60"/>
       </w:pPr>
       <w:r>
-        <w:t xml:space="preserve">Welke </w:t>
-      </w:r>
-      <w:r>
-        <w:rPr>
-          <w:b/>
-        </w:rPr>
-        <w:t xml:space="preserve">functie</w:t>
-      </w:r>
-      <w:r>
-        <w:t xml:space="preserve"> voert elke zin uit? Schrijf ze erbij. </w:t>
+        <w:rPr>
+          <w:b/>
+        </w:rPr>
+        <w:t xml:space="preserve">¿Qué función tiene cada frase? Escríbela al lado.</w:t>
+      </w:r>
+      <w:r>
+        <w:t xml:space="preserve"> </w:t>
+      </w:r>
+      <w:r>
+        <w:rPr>
+          <w:i/>
+          <w:color w:val="6B6B6B"/>
+        </w:rPr>
+        <w:t xml:space="preserve">welke functie voert elke zin uit?</w:t>
+      </w:r>
+      <w:r>
+        <w:t xml:space="preserve"> </w:t>
       </w:r>
       <w:r>
         <w:t xml:space="preserve">Banco: Saludar y despedirse · Presentarse y presentar a alguien · Pedir y dar información personal · Gestionar la comprensión.</w:t>
@@ -6184,15 +6700,22 @@
         <w:spacing w:before="0" w:after="60"/>
       </w:pPr>
       <w:r>
-        <w:t xml:space="preserve">Mi repertorio · zet je semáforo</w:t>
-      </w:r>
-    </w:p>
-    <w:p>
-      <w:pPr>
-        <w:spacing w:before="0" w:after="60"/>
-      </w:pPr>
-      <w:r>
-        <w:t xml:space="preserve">Alles wat je tot nu toe kunt zeggen. Kleur per functie: 🟢 vlot · 🟡 met moeite · 🔴 nog niet.</w:t>
+        <w:t xml:space="preserve">Mi repertorio · pon tu semáforo</w:t>
+      </w:r>
+    </w:p>
+    <w:p>
+      <w:pPr>
+        <w:spacing w:before="0" w:after="60"/>
+      </w:pPr>
+      <w:r>
+        <w:t xml:space="preserve">Todo lo que ya sabes decir. Colorea cada función: 🟢 con soltura · 🟡 con esfuerzo · 🔴 todavía no. </w:t>
+      </w:r>
+      <w:r>
+        <w:rPr>
+          <w:i/>
+          <w:color w:val="6B6B6B"/>
+        </w:rPr>
+        <w:t xml:space="preserve">alles wat je al kunt zeggen</w:t>
       </w:r>
     </w:p>
     <w:tbl>
@@ -6231,7 +6754,15 @@
               <w:rPr>
                 <w:b/>
               </w:rPr>
-              <w:t xml:space="preserve">Función · exponentes (wat ik al kan zeggen)</w:t>
+              <w:t xml:space="preserve">Función · exponentes </w:t>
+            </w:r>
+            <w:r>
+              <w:rPr>
+                <w:b/>
+                <w:i/>
+                <w:color w:val="6B6B6B"/>
+              </w:rPr>
+              <w:t xml:space="preserve">wat ik al kan zeggen</w:t>
             </w:r>
           </w:p>
         </w:tc>
@@ -6555,15 +7086,22 @@
         <w:spacing w:before="0" w:after="60"/>
       </w:pPr>
       <w:r>
-        <w:t xml:space="preserve">Recuerda sin mirar · ophalen</w:t>
-      </w:r>
-    </w:p>
-    <w:p>
-      <w:pPr>
-        <w:spacing w:before="0" w:after="60"/>
-      </w:pPr>
-      <w:r>
-        <w:t xml:space="preserve">Vertaal uit het hoofd (ophalen = het beste leren):</w:t>
+        <w:t xml:space="preserve">Recuerda sin mirar</w:t>
+      </w:r>
+    </w:p>
+    <w:p>
+      <w:pPr>
+        <w:spacing w:before="0" w:after="60"/>
+      </w:pPr>
+      <w:r>
+        <w:t xml:space="preserve">Traduce de memoria, sin mirar. </w:t>
+      </w:r>
+      <w:r>
+        <w:rPr>
+          <w:i/>
+          <w:color w:val="6B6B6B"/>
+        </w:rPr>
+        <w:t xml:space="preserve">Vertaal uit het hoofd — ophalen is de beste manier om te leren.</w:t>
       </w:r>
     </w:p>
     <w:p>
@@ -6619,16 +7157,23 @@
         <w:t xml:space="preserve">Mini-reto </w:t>
       </w:r>
       <w:r>
-        <w:t xml:space="preserve">Schrijf een korte mini-conversatie waarin je </w:t>
-      </w:r>
-      <w:r>
-        <w:rPr>
-          <w:b/>
-        </w:rPr>
-        <w:t xml:space="preserve">minstens 3 functies</w:t>
-      </w:r>
-      <w:r>
-        <w:t xml:space="preserve"> hierboven gebruikt. Onderstreep telkens welke functie.</w:t>
+        <w:t xml:space="preserve">Escribe una conversación corta en la que uses </w:t>
+      </w:r>
+      <w:r>
+        <w:rPr>
+          <w:b/>
+        </w:rPr>
+        <w:t xml:space="preserve">al menos 3 funciones</w:t>
+      </w:r>
+      <w:r>
+        <w:t xml:space="preserve"> de arriba. Subraya cada una. </w:t>
+      </w:r>
+      <w:r>
+        <w:rPr>
+          <w:i/>
+          <w:color w:val="6B6B6B"/>
+        </w:rPr>
+        <w:t xml:space="preserve">korte conversatie met drie functies; onderstreep welke</w:t>
       </w:r>
     </w:p>
     <w:p>
@@ -6650,7 +7195,7 @@
         <w:spacing w:before="320" w:after="120"/>
       </w:pPr>
       <w:r>
-        <w:t xml:space="preserve">Repaso · Lo esencial de un vistazo — Wat je nu kunt</w:t>
+        <w:t xml:space="preserve">Repaso · Lo esencial de un vistazo — Lo que ya sabes hacer wat je nu kunt</w:t>
       </w:r>
     </w:p>
     <w:p>
@@ -6659,7 +7204,7 @@
         <w:ind w:left="140"/>
       </w:pPr>
       <w:r>
-        <w:t xml:space="preserve">Zo groet &amp; stel je je voor · ¡Hola! Me llamo ___. Soy de ___. Encantad_. ¿Y tú, cómo te llamas? · Afscheid: Adiós · Hasta luego · ¡Nos vemos!</w:t>
+        <w:t xml:space="preserve">Así saludas y te presentas · ¡Hola! Me llamo ___. Soy de ___. Encantad_. ¿Y tú, cómo te llamas? · Despedirse: Adiós · Hasta luego · ¡Nos vemos! afscheid nemen</w:t>
       </w:r>
     </w:p>
     <w:p>
@@ -6668,16 +7213,68 @@
         <w:ind w:left="140"/>
       </w:pPr>
       <w:r>
-        <w:t xml:space="preserve">Onthou · ser: soy · eres · es | llamarse: me/te/se llamo/llamas/llama · -o = ♂ · -a = ♀ | tú = vriend · usted = beleefd</w:t>
-      </w:r>
-    </w:p>
-    <w:p>
-      <w:pPr>
-        <w:spacing w:before="0" w:after="60"/>
-        <w:ind w:left="140"/>
-      </w:pPr>
-      <w:r>
-        <w:t xml:space="preserve">Frases para la clase · ¿Cómo se dice… ? ¿Qué significa… ? Otra vez, por favor No entiendo ¿Puedes repetir? Más despacio, por favor · Handige klaszinnen — gebruik ze in het Spaans i.p.v. Nederlands.</w:t>
+        <w:t xml:space="preserve">Recuerda · ser: soy · eres · es | llamarse: me/te/se llamo/llamas/llama · -o = ♂ · -a = ♀ | tú = un amigo · usted = formal (vriend ↔ beleefd)</w:t>
+      </w:r>
+    </w:p>
+    <w:p>
+      <w:pPr>
+        <w:spacing w:before="0" w:after="60"/>
+      </w:pPr>
+      <w:r>
+        <w:t xml:space="preserve">Frases para la clase</w:t>
+      </w:r>
+    </w:p>
+    <w:p>
+      <w:pPr>
+        <w:spacing w:before="0" w:after="60"/>
+      </w:pPr>
+      <w:r>
+        <w:t xml:space="preserve">¿Cómo se dice… ?</w:t>
+      </w:r>
+      <w:r>
+        <w:t xml:space="preserve"> </w:t>
+      </w:r>
+      <w:r>
+        <w:t xml:space="preserve">¿Qué significa… ?</w:t>
+      </w:r>
+      <w:r>
+        <w:t xml:space="preserve"> </w:t>
+      </w:r>
+      <w:r>
+        <w:t xml:space="preserve">Otra vez, por favor</w:t>
+      </w:r>
+      <w:r>
+        <w:t xml:space="preserve"> </w:t>
+      </w:r>
+      <w:r>
+        <w:t xml:space="preserve">No entiendo</w:t>
+      </w:r>
+      <w:r>
+        <w:t xml:space="preserve"> </w:t>
+      </w:r>
+      <w:r>
+        <w:t xml:space="preserve">¿Puedes repetir?</w:t>
+      </w:r>
+      <w:r>
+        <w:t xml:space="preserve"> </w:t>
+      </w:r>
+      <w:r>
+        <w:t xml:space="preserve">Más despacio, por favor</w:t>
+      </w:r>
+    </w:p>
+    <w:p>
+      <w:pPr>
+        <w:spacing w:before="0" w:after="60"/>
+      </w:pPr>
+      <w:r>
+        <w:t xml:space="preserve">Úsalas en español, no en neerlandés. </w:t>
+      </w:r>
+      <w:r>
+        <w:rPr>
+          <w:i/>
+          <w:color w:val="6B6B6B"/>
+        </w:rPr>
+        <w:t xml:space="preserve">Handige klaszinnen: gebruik ze in het Spaans in plaats van in het Nederlands.</w:t>
       </w:r>
     </w:p>
     <w:tbl>
@@ -6716,7 +7313,15 @@
               <w:rPr>
                 <w:b/>
               </w:rPr>
-              <w:t xml:space="preserve">Puedo… · Ik kan…</w:t>
+              <w:t xml:space="preserve">Puedo… </w:t>
+            </w:r>
+            <w:r>
+              <w:rPr>
+                <w:b/>
+                <w:i/>
+                <w:color w:val="6B6B6B"/>
+              </w:rPr>
+              <w:t xml:space="preserve">ik kan…</w:t>
             </w:r>
           </w:p>
         </w:tc>
@@ -6782,6 +7387,13 @@
               <w:spacing w:before="0" w:after="0"/>
             </w:pPr>
             <w:r>
+              <w:t xml:space="preserve">saludar y despedirme </w:t>
+            </w:r>
+            <w:r>
+              <w:rPr>
+                <w:i/>
+                <w:color w:val="6B6B6B"/>
+              </w:rPr>
               <w:t xml:space="preserve">groeten en afscheid nemen</w:t>
             </w:r>
           </w:p>
@@ -6827,7 +7439,14 @@
               <w:spacing w:before="0" w:after="0"/>
             </w:pPr>
             <w:r>
-              <w:t xml:space="preserve">mezelf voorstellen (naam + herkomst)</w:t>
+              <w:t xml:space="preserve">presentarme (nombre + origen) </w:t>
+            </w:r>
+            <w:r>
+              <w:rPr>
+                <w:i/>
+                <w:color w:val="6B6B6B"/>
+              </w:rPr>
+              <w:t xml:space="preserve">mezelf voorstellen</w:t>
             </w:r>
           </w:p>
         </w:tc>
@@ -6872,6 +7491,13 @@
               <w:spacing w:before="0" w:after="0"/>
             </w:pPr>
             <w:r>
+              <w:t xml:space="preserve">preguntar el nombre a otra persona </w:t>
+            </w:r>
+            <w:r>
+              <w:rPr>
+                <w:i/>
+                <w:color w:val="6B6B6B"/>
+              </w:rPr>
               <w:t xml:space="preserve">iemand naar zijn naam vragen</w:t>
             </w:r>
           </w:p>
@@ -6917,6 +7543,13 @@
               <w:spacing w:before="0" w:after="0"/>
             </w:pPr>
             <w:r>
+              <w:t xml:space="preserve">elegir bien -o/-a y tú/usted </w:t>
+            </w:r>
+            <w:r>
+              <w:rPr>
+                <w:i/>
+                <w:color w:val="6B6B6B"/>
+              </w:rPr>
               <w:t xml:space="preserve">-o/-a en tú/usted juist kiezen</w:t>
             </w:r>
           </w:p>
@@ -6971,7 +7604,14 @@
         <w:spacing w:before="0" w:after="60"/>
       </w:pPr>
       <w:r>
-        <w:t xml:space="preserve">Sluit de cursus en vertaal uit het hoofd (ophalen = het beste leren).</w:t>
+        <w:t xml:space="preserve">Cierra el libro y traduce de memoria. </w:t>
+      </w:r>
+      <w:r>
+        <w:rPr>
+          <w:i/>
+          <w:color w:val="6B6B6B"/>
+        </w:rPr>
+        <w:t xml:space="preserve">Boek dicht: uit het hoofd vertalen leert het best.</w:t>
       </w:r>
     </w:p>
     <w:p>
@@ -7092,7 +7732,7 @@
         <w:ind w:left="140"/>
       </w:pPr>
       <w:r>
-        <w:t xml:space="preserve">Repasa jugando · Oefen alles online met spelletjes, flashcards en audio op de digitale hub (scan de QR bij §1).</w:t>
+        <w:t xml:space="preserve">Repasa jugando · Practícalo todo en la página digital: juegos, flashcards y audio (escanea el QR del §1). Online: spelletjes, flashcards en audio.</w:t>
       </w:r>
     </w:p>
     <w:p>
@@ -7106,7 +7746,14 @@
         <w:t xml:space="preserve">Próxima parada →</w:t>
       </w:r>
       <w:r>
-        <w:t xml:space="preserve"> In de volgende unit bestel je iets en overleef je je eerste gesprek in een café. ¡Hasta pronto!</w:t>
+        <w:t xml:space="preserve"> En la próxima unidad pides algo y sobrevives a tu primera conversación en un café. ¡Hasta pronto! </w:t>
+      </w:r>
+      <w:r>
+        <w:rPr>
+          <w:i/>
+          <w:color w:val="6B6B6B"/>
+        </w:rPr>
+        <w:t xml:space="preserve">Volgende unit: iets bestellen in een café.</w:t>
       </w:r>
     </w:p>
     <w:sectPr>
